--- a/docs/06_Manual_de_Usuario.docx
+++ b/docs/06_Manual_de_Usuario.docx
@@ -3875,7 +3875,7 @@
       <w:r>
         <w:drawing>
           <wp:inline distT="0" distB="0" distL="0" distR="0">
-            <wp:extent cx="5715000" cy="3695700"/>
+            <wp:extent cx="5715000" cy="3686175"/>
             <wp:effectExtent t="0" r="0" b="0" l="0"/>
             <wp:docPr id="1" name="" descr="" title=""/>
             <wp:cNvGraphicFramePr>
@@ -3900,7 +3900,7 @@
                   <pic:spPr bwMode="auto">
                     <a:xfrm>
                       <a:off x="0" y="0"/>
-                      <a:ext cx="5715000" cy="3695700"/>
+                      <a:ext cx="5715000" cy="3686175"/>
                     </a:xfrm>
                     <a:prstGeom prst="rect">
                       <a:avLst/>
@@ -4401,7 +4401,7 @@
       <w:r>
         <w:drawing>
           <wp:inline distT="0" distB="0" distL="0" distR="0">
-            <wp:extent cx="5715000" cy="20926425"/>
+            <wp:extent cx="5715000" cy="21412200"/>
             <wp:effectExtent t="0" r="0" b="0" l="0"/>
             <wp:docPr id="1" name="" descr="" title=""/>
             <wp:cNvGraphicFramePr>
@@ -4426,7 +4426,7 @@
                   <pic:spPr bwMode="auto">
                     <a:xfrm>
                       <a:off x="0" y="0"/>
-                      <a:ext cx="5715000" cy="20926425"/>
+                      <a:ext cx="5715000" cy="21412200"/>
                     </a:xfrm>
                     <a:prstGeom prst="rect">
                       <a:avLst/>

--- a/docs/06_Manual_de_Usuario.docx
+++ b/docs/06_Manual_de_Usuario.docx
@@ -1,5 +1,29 @@
 
-<file path=word/document.xml><?xml version="1.0" encoding="utf-8"?>
+<file path=docProps\app.xml><?xml version="1.0" encoding="utf-8"?>
+<Properties xmlns="http://schemas.openxmlformats.org/officeDocument/2006/extended-properties" xmlns:vt="http://schemas.openxmlformats.org/officeDocument/2006/docPropsVTypes"/>
+</file>
+
+<file path=docProps\core.xml><?xml version="1.0" encoding="utf-8"?>
+<cp:coreProperties xmlns:cp="http://schemas.openxmlformats.org/package/2006/metadata/core-properties" xmlns:dc="http://purl.org/dc/elements/1.1/" xmlns:dcterms="http://purl.org/dc/terms/" xmlns:dcmitype="http://purl.org/dc/dcmitype/" xmlns:xsi="http://www.w3.org/2001/XMLSchema-instance">
+  <dc:title>Manual de Usuario</dc:title>
+  <dc:creator>Sistema Web para la Gestión de un Minimarket</dc:creator>
+  <dc:description>Proyecto final del curso de Desarrollo de Sistemas de Información</dc:description>
+  <cp:lastModifiedBy>Un-named</cp:lastModifiedBy>
+  <cp:revision>1</cp:revision>
+  <dcterms:created xsi:type="dcterms:W3CDTF">2026-08-27T02:20:20.636Z</dcterms:created>
+  <dcterms:modified xsi:type="dcterms:W3CDTF">2026-08-27T02:20:20.636Z</dcterms:modified>
+</cp:coreProperties>
+</file>
+
+<file path=docProps\custom.xml><?xml version="1.0" encoding="utf-8"?>
+<Properties xmlns="http://schemas.openxmlformats.org/officeDocument/2006/custom-properties" xmlns:vt="http://schemas.openxmlformats.org/officeDocument/2006/docPropsVTypes"/>
+</file>
+
+<file path=word\comments.xml><?xml version="1.0" encoding="utf-8"?>
+<w:comments xmlns:cx="http://schemas.microsoft.com/office/drawing/2014/chartex" xmlns:cx1="http://schemas.microsoft.com/office/drawing/2015/9/8/chartex" xmlns:cx2="http://schemas.microsoft.com/office/drawing/2015/10/21/chartex" xmlns:cx3="http://schemas.microsoft.com/office/drawing/2016/5/9/chartex" xmlns:cx4="http://schemas.microsoft.com/office/drawing/2016/5/10/chartex" xmlns:cx5="http://schemas.microsoft.com/office/drawing/2016/5/11/chartex" xmlns:cx6="http://schemas.microsoft.com/office/drawing/2016/5/12/chartex" xmlns:cx7="http://schemas.microsoft.com/office/drawing/2016/5/13/chartex" xmlns:cx8="http://schemas.microsoft.com/office/drawing/2016/5/14/chartex" xmlns:mc="http://schemas.openxmlformats.org/markup-compatibility/2006" xmlns:aink="http://schemas.microsoft.com/office/drawing/2016/ink" xmlns:am3d="http://schemas.microsoft.com/office/drawing/2017/model3d" xmlns:o="urn:schemas-microsoft-com:office:office" xmlns:r="http://schemas.openxmlformats.org/officeDocument/2006/relationships" xmlns:m="http://schemas.openxmlformats.org/officeDocument/2006/math" xmlns:v="urn:schemas-microsoft-com:vml" xmlns:wp14="http://schemas.microsoft.com/office/word/2010/wordprocessingDrawing" xmlns:wp="http://schemas.openxmlformats.org/drawingml/2006/wordprocessingDrawing" xmlns:w10="urn:schemas-microsoft-com:office:word" xmlns:w="http://schemas.openxmlformats.org/wordprocessingml/2006/main" xmlns:w14="http://schemas.microsoft.com/office/word/2010/wordml" xmlns:w15="http://schemas.microsoft.com/office/word/2012/wordml" xmlns:w16cex="http://schemas.microsoft.com/office/word/2018/wordml/cex" xmlns:w16cid="http://schemas.microsoft.com/office/word/2016/wordml/cid" xmlns:w16="http://schemas.microsoft.com/office/word/2018/wordml" xmlns:w16sdtdh="http://schemas.microsoft.com/office/word/2020/wordml/sdtdatahash" xmlns:w16se="http://schemas.microsoft.com/office/word/2015/wordml/symex" xmlns:wpg="http://schemas.microsoft.com/office/word/2010/wordprocessingGroup" xmlns:wpi="http://schemas.microsoft.com/office/word/2010/wordprocessingInk" xmlns:wne="http://schemas.microsoft.com/office/word/2006/wordml" xmlns:wps="http://schemas.microsoft.com/office/word/2010/wordprocessingShape"/>
+</file>
+
+<file path=word\document.xml><?xml version="1.0" encoding="utf-8"?>
 <w:document xmlns:wpc="http://schemas.microsoft.com/office/word/2010/wordprocessingCanvas" xmlns:mc="http://schemas.openxmlformats.org/markup-compatibility/2006" xmlns:o="urn:schemas-microsoft-com:office:office" xmlns:r="http://schemas.openxmlformats.org/officeDocument/2006/relationships" xmlns:m="http://schemas.openxmlformats.org/officeDocument/2006/math" xmlns:v="urn:schemas-microsoft-com:vml" xmlns:wp14="http://schemas.microsoft.com/office/word/2010/wordprocessingDrawing" xmlns:wp="http://schemas.openxmlformats.org/drawingml/2006/wordprocessingDrawing" xmlns:w10="urn:schemas-microsoft-com:office:word" xmlns:w="http://schemas.openxmlformats.org/wordprocessingml/2006/main" xmlns:w14="http://schemas.microsoft.com/office/word/2010/wordml" xmlns:w15="http://schemas.microsoft.com/office/word/2012/wordml" xmlns:wpg="http://schemas.microsoft.com/office/word/2010/wordprocessingGroup" xmlns:wpi="http://schemas.microsoft.com/office/word/2010/wordprocessingInk" xmlns:wne="http://schemas.microsoft.com/office/word/2006/wordml" xmlns:wps="http://schemas.microsoft.com/office/word/2010/wordprocessingShape" xmlns:cx="http://schemas.microsoft.com/office/drawing/2014/chartex" xmlns:cx1="http://schemas.microsoft.com/office/drawing/2015/9/8/chartex" xmlns:cx2="http://schemas.microsoft.com/office/drawing/2015/10/21/chartex" xmlns:cx3="http://schemas.microsoft.com/office/drawing/2016/5/9/chartex" xmlns:cx4="http://schemas.microsoft.com/office/drawing/2016/5/10/chartex" xmlns:cx5="http://schemas.microsoft.com/office/drawing/2016/5/11/chartex" xmlns:cx6="http://schemas.microsoft.com/office/drawing/2016/5/12/chartex" xmlns:cx7="http://schemas.microsoft.com/office/drawing/2016/5/13/chartex" xmlns:cx8="http://schemas.microsoft.com/office/drawing/2016/5/14/chartex" xmlns:aink="http://schemas.microsoft.com/office/drawing/2016/ink" xmlns:am3d="http://schemas.microsoft.com/office/drawing/2017/model3d" xmlns:w16cex="http://schemas.microsoft.com/office/word/2018/wordml/cex" xmlns:w16cid="http://schemas.microsoft.com/office/word/2016/wordml/cid" xmlns:w16="http://schemas.microsoft.com/office/word/2018/wordml" xmlns:w16sdtdh="http://schemas.microsoft.com/office/word/2020/wordml/sdtdatahash" xmlns:w16se="http://schemas.microsoft.com/office/word/2015/wordml/symex" mc:Ignorable="w14 w15 wp14">
   <w:body>
     <w:p>
@@ -716,7 +740,7 @@
           <w:sz w:val="22"/>
           <w:szCs w:val="22"/>
         </w:rPr>
-        <w:t xml:space="preserve">El sistema distingue dos roles. Lo que cada usuario puede hacer depende del rol que el administrador le haya asignado.</w:t>
+        <w:t xml:space="preserve">El sistema distingue tres roles. Lo que cada usuario puede hacer depende del rol que el administrador le haya asignado.</w:t>
       </w:r>
     </w:p>
     <w:tbl>
@@ -916,6 +940,66 @@
           </w:p>
         </w:tc>
       </w:tr>
+      <w:tr>
+        <w:tc>
+          <w:tcPr>
+            <w:tcW w:type="dxa" w:w="1986"/>
+            <w:shd w:fill="F1F5F9" w:color="auto" w:val="clear"/>
+            <w:tcMar>
+              <w:top w:type="dxa" w:w="80"/>
+              <w:left w:type="dxa" w:w="110"/>
+              <w:bottom w:type="dxa" w:w="80"/>
+              <w:right w:type="dxa" w:w="110"/>
+            </w:tcMar>
+            <w:vAlign w:val="center"/>
+          </w:tcPr>
+          <w:p>
+            <w:pPr>
+              <w:spacing w:after="0" w:line="260"/>
+              <w:jc w:val="left"/>
+            </w:pPr>
+            <w:r>
+              <w:rPr>
+                <w:b/>
+                <w:bCs/>
+                <w:color w:val="1F2937"/>
+                <w:sz w:val="20"/>
+                <w:szCs w:val="20"/>
+              </w:rPr>
+              <w:t xml:space="preserve">Almacenero</w:t>
+            </w:r>
+          </w:p>
+        </w:tc>
+        <w:tc>
+          <w:tcPr>
+            <w:tcW w:type="dxa" w:w="7040"/>
+            <w:shd w:fill="F1F5F9" w:color="auto" w:val="clear"/>
+            <w:tcMar>
+              <w:top w:type="dxa" w:w="80"/>
+              <w:left w:type="dxa" w:w="110"/>
+              <w:bottom w:type="dxa" w:w="80"/>
+              <w:right w:type="dxa" w:w="110"/>
+            </w:tcMar>
+            <w:vAlign w:val="center"/>
+          </w:tcPr>
+          <w:p>
+            <w:pPr>
+              <w:spacing w:after="0" w:line="260"/>
+              <w:jc w:val="left"/>
+            </w:pPr>
+            <w:r>
+              <w:rPr>
+                <w:b w:val="false"/>
+                <w:bCs w:val="false"/>
+                <w:color w:val="1F2937"/>
+                <w:sz w:val="20"/>
+                <w:szCs w:val="20"/>
+              </w:rPr>
+              <w:t xml:space="preserve">Inventario (entradas, salidas y ajustes de stock, y consulta del kardex) y consulta del catálogo de productos.</w:t>
+            </w:r>
+          </w:p>
+        </w:tc>
+      </w:tr>
     </w:tbl>
     <w:p>
       <w:r>
@@ -1041,7 +1125,7 @@
           <w:sz w:val="22"/>
           <w:szCs w:val="22"/>
         </w:rPr>
-        <w:t xml:space="preserve">Si es administrador llegará al dashboard; si es cajero llegará directamente al punto de venta, listo para atender.</w:t>
+        <w:t xml:space="preserve">Si es administrador llegará al dashboard; si es cajero llegará directamente al punto de venta, listo para atender; si es almacenero llegará al módulo de Inventario.</w:t>
       </w:r>
     </w:p>
     <w:p>
@@ -1996,7 +2080,7 @@
           <w:sz w:val="22"/>
           <w:szCs w:val="22"/>
         </w:rPr>
-        <w:t xml:space="preserve">Administrador (registro y edición) y Cajero (solo consulta).</w:t>
+        <w:t xml:space="preserve">Administrador (registro y edición), Cajero y Almacenero (solo consulta).</w:t>
       </w:r>
     </w:p>
     <w:p>
@@ -3112,7 +3196,7 @@
           <w:sz w:val="22"/>
           <w:szCs w:val="22"/>
         </w:rPr>
-        <w:t xml:space="preserve">Administrador.</w:t>
+        <w:t xml:space="preserve">Administrador y Almacenero.</w:t>
       </w:r>
     </w:p>
     <w:p>
@@ -6382,7 +6466,7 @@
                 <w:sz w:val="20"/>
                 <w:szCs w:val="20"/>
               </w:rPr>
-              <w:t xml:space="preserve">Cajero para el personal de caja; Administrador para quien dirige el negocio.</w:t>
+              <w:t xml:space="preserve">Cajero para el personal de caja, Almacenero para quien controla el stock, o Administrador para quien dirige el negocio.</w:t>
             </w:r>
           </w:p>
         </w:tc>
@@ -7138,11 +7222,7 @@
 </w:document>
 </file>
 
-<file path=word/comments.xml><?xml version="1.0" encoding="utf-8"?>
-<w:comments xmlns:cx="http://schemas.microsoft.com/office/drawing/2014/chartex" xmlns:cx1="http://schemas.microsoft.com/office/drawing/2015/9/8/chartex" xmlns:cx2="http://schemas.microsoft.com/office/drawing/2015/10/21/chartex" xmlns:cx3="http://schemas.microsoft.com/office/drawing/2016/5/9/chartex" xmlns:cx4="http://schemas.microsoft.com/office/drawing/2016/5/10/chartex" xmlns:cx5="http://schemas.microsoft.com/office/drawing/2016/5/11/chartex" xmlns:cx6="http://schemas.microsoft.com/office/drawing/2016/5/12/chartex" xmlns:cx7="http://schemas.microsoft.com/office/drawing/2016/5/13/chartex" xmlns:cx8="http://schemas.microsoft.com/office/drawing/2016/5/14/chartex" xmlns:mc="http://schemas.openxmlformats.org/markup-compatibility/2006" xmlns:aink="http://schemas.microsoft.com/office/drawing/2016/ink" xmlns:am3d="http://schemas.microsoft.com/office/drawing/2017/model3d" xmlns:o="urn:schemas-microsoft-com:office:office" xmlns:r="http://schemas.openxmlformats.org/officeDocument/2006/relationships" xmlns:m="http://schemas.openxmlformats.org/officeDocument/2006/math" xmlns:v="urn:schemas-microsoft-com:vml" xmlns:wp14="http://schemas.microsoft.com/office/word/2010/wordprocessingDrawing" xmlns:wp="http://schemas.openxmlformats.org/drawingml/2006/wordprocessingDrawing" xmlns:w10="urn:schemas-microsoft-com:office:word" xmlns:w="http://schemas.openxmlformats.org/wordprocessingml/2006/main" xmlns:w14="http://schemas.microsoft.com/office/word/2010/wordml" xmlns:w15="http://schemas.microsoft.com/office/word/2012/wordml" xmlns:w16cex="http://schemas.microsoft.com/office/word/2018/wordml/cex" xmlns:w16cid="http://schemas.microsoft.com/office/word/2016/wordml/cid" xmlns:w16="http://schemas.microsoft.com/office/word/2018/wordml" xmlns:w16sdtdh="http://schemas.microsoft.com/office/word/2020/wordml/sdtdatahash" xmlns:w16se="http://schemas.microsoft.com/office/word/2015/wordml/symex" xmlns:wpg="http://schemas.microsoft.com/office/word/2010/wordprocessingGroup" xmlns:wpi="http://schemas.microsoft.com/office/word/2010/wordprocessingInk" xmlns:wne="http://schemas.microsoft.com/office/word/2006/wordml" xmlns:wps="http://schemas.microsoft.com/office/word/2010/wordprocessingShape"/>
-</file>
-
-<file path=word/endnotes.xml><?xml version="1.0" encoding="utf-8"?>
+<file path=word\endnotes.xml><?xml version="1.0" encoding="utf-8"?>
 <w:endnotes xmlns:wpc="http://schemas.microsoft.com/office/word/2010/wordprocessingCanvas" xmlns:mc="http://schemas.openxmlformats.org/markup-compatibility/2006" xmlns:o="urn:schemas-microsoft-com:office:office" xmlns:r="http://schemas.openxmlformats.org/officeDocument/2006/relationships" xmlns:m="http://schemas.openxmlformats.org/officeDocument/2006/math" xmlns:v="urn:schemas-microsoft-com:vml" xmlns:wp14="http://schemas.microsoft.com/office/word/2010/wordprocessingDrawing" xmlns:wp="http://schemas.openxmlformats.org/drawingml/2006/wordprocessingDrawing" xmlns:w10="urn:schemas-microsoft-com:office:word" xmlns:w="http://schemas.openxmlformats.org/wordprocessingml/2006/main" xmlns:w14="http://schemas.microsoft.com/office/word/2010/wordml" xmlns:w15="http://schemas.microsoft.com/office/word/2012/wordml" xmlns:wpg="http://schemas.microsoft.com/office/word/2010/wordprocessingGroup" xmlns:wpi="http://schemas.microsoft.com/office/word/2010/wordprocessingInk" xmlns:wne="http://schemas.microsoft.com/office/word/2006/wordml" xmlns:wps="http://schemas.microsoft.com/office/word/2010/wordprocessingShape" mc:Ignorable="w14 w15 wp14">
   <w:endnote w:type="separator" w:id="-1">
     <w:p>
@@ -7179,7 +7259,11 @@
 </w:endnotes>
 </file>
 
-<file path=word/footer1.xml><?xml version="1.0" encoding="utf-8"?>
+<file path=word\fontTable.xml><?xml version="1.0" encoding="utf-8"?>
+<w:fonts xmlns:mc="http://schemas.openxmlformats.org/markup-compatibility/2006" xmlns:r="http://schemas.openxmlformats.org/officeDocument/2006/relationships" xmlns:w="http://schemas.openxmlformats.org/wordprocessingml/2006/main" xmlns:w14="http://schemas.microsoft.com/office/word/2010/wordml" xmlns:w15="http://schemas.microsoft.com/office/word/2012/wordml" xmlns:w16cex="http://schemas.microsoft.com/office/word/2018/wordml/cex" xmlns:w16cid="http://schemas.microsoft.com/office/word/2016/wordml/cid" xmlns:w16="http://schemas.microsoft.com/office/word/2018/wordml" xmlns:w16sdtdh="http://schemas.microsoft.com/office/word/2020/wordml/sdtdatahash" xmlns:w16se="http://schemas.microsoft.com/office/word/2015/wordml/symex" mc:Ignorable="w14 w15 w16se w16cid w16 w16cex w16sdtdh"/>
+</file>
+
+<file path=word\footer1.xml><?xml version="1.0" encoding="utf-8"?>
 <w:ftr xmlns:wpc="http://schemas.microsoft.com/office/word/2010/wordprocessingCanvas" xmlns:mc="http://schemas.openxmlformats.org/markup-compatibility/2006" xmlns:o="urn:schemas-microsoft-com:office:office" xmlns:r="http://schemas.openxmlformats.org/officeDocument/2006/relationships" xmlns:m="http://schemas.openxmlformats.org/officeDocument/2006/math" xmlns:v="urn:schemas-microsoft-com:vml" xmlns:wp14="http://schemas.microsoft.com/office/word/2010/wordprocessingDrawing" xmlns:wp="http://schemas.openxmlformats.org/drawingml/2006/wordprocessingDrawing" xmlns:w10="urn:schemas-microsoft-com:office:word" xmlns:w="http://schemas.openxmlformats.org/wordprocessingml/2006/main" xmlns:w14="http://schemas.microsoft.com/office/word/2010/wordml" xmlns:w15="http://schemas.microsoft.com/office/word/2012/wordml" xmlns:wpg="http://schemas.microsoft.com/office/word/2010/wordprocessingGroup" xmlns:wpi="http://schemas.microsoft.com/office/word/2010/wordprocessingInk" xmlns:wne="http://schemas.microsoft.com/office/word/2006/wordml" xmlns:wps="http://schemas.microsoft.com/office/word/2010/wordprocessingShape">
   <w:p>
     <w:pPr>
@@ -7206,13 +7290,13 @@
 </w:ftr>
 </file>
 
-<file path=word/footer2.xml><?xml version="1.0" encoding="utf-8"?>
+<file path=word\footer2.xml><?xml version="1.0" encoding="utf-8"?>
 <w:ftr xmlns:wpc="http://schemas.microsoft.com/office/word/2010/wordprocessingCanvas" xmlns:mc="http://schemas.openxmlformats.org/markup-compatibility/2006" xmlns:o="urn:schemas-microsoft-com:office:office" xmlns:r="http://schemas.openxmlformats.org/officeDocument/2006/relationships" xmlns:m="http://schemas.openxmlformats.org/officeDocument/2006/math" xmlns:v="urn:schemas-microsoft-com:vml" xmlns:wp14="http://schemas.microsoft.com/office/word/2010/wordprocessingDrawing" xmlns:wp="http://schemas.openxmlformats.org/drawingml/2006/wordprocessingDrawing" xmlns:w10="urn:schemas-microsoft-com:office:word" xmlns:w="http://schemas.openxmlformats.org/wordprocessingml/2006/main" xmlns:w14="http://schemas.microsoft.com/office/word/2010/wordml" xmlns:w15="http://schemas.microsoft.com/office/word/2012/wordml" xmlns:wpg="http://schemas.microsoft.com/office/word/2010/wordprocessingGroup" xmlns:wpi="http://schemas.microsoft.com/office/word/2010/wordprocessingInk" xmlns:wne="http://schemas.microsoft.com/office/word/2006/wordml" xmlns:wps="http://schemas.microsoft.com/office/word/2010/wordprocessingShape">
   <w:p/>
 </w:ftr>
 </file>
 
-<file path=word/footnotes.xml><?xml version="1.0" encoding="utf-8"?>
+<file path=word\footnotes.xml><?xml version="1.0" encoding="utf-8"?>
 <w:footnotes xmlns:wpc="http://schemas.microsoft.com/office/word/2010/wordprocessingCanvas" xmlns:mc="http://schemas.openxmlformats.org/markup-compatibility/2006" xmlns:o="urn:schemas-microsoft-com:office:office" xmlns:r="http://schemas.openxmlformats.org/officeDocument/2006/relationships" xmlns:m="http://schemas.openxmlformats.org/officeDocument/2006/math" xmlns:v="urn:schemas-microsoft-com:vml" xmlns:wp14="http://schemas.microsoft.com/office/word/2010/wordprocessingDrawing" xmlns:wp="http://schemas.openxmlformats.org/drawingml/2006/wordprocessingDrawing" xmlns:w10="urn:schemas-microsoft-com:office:word" xmlns:w="http://schemas.openxmlformats.org/wordprocessingml/2006/main" xmlns:w14="http://schemas.microsoft.com/office/word/2010/wordml" xmlns:w15="http://schemas.microsoft.com/office/word/2012/wordml" xmlns:wpg="http://schemas.microsoft.com/office/word/2010/wordprocessingGroup" xmlns:wpi="http://schemas.microsoft.com/office/word/2010/wordprocessingInk" xmlns:wne="http://schemas.microsoft.com/office/word/2006/wordml" xmlns:wps="http://schemas.microsoft.com/office/word/2010/wordprocessingShape" mc:Ignorable="w14 w15 wp14">
   <w:footnote w:type="separator" w:id="-1">
     <w:p>
@@ -7249,7 +7333,7 @@
 </w:footnotes>
 </file>
 
-<file path=word/header1.xml><?xml version="1.0" encoding="utf-8"?>
+<file path=word\header1.xml><?xml version="1.0" encoding="utf-8"?>
 <w:hdr xmlns:wpc="http://schemas.microsoft.com/office/word/2010/wordprocessingCanvas" xmlns:mc="http://schemas.openxmlformats.org/markup-compatibility/2006" xmlns:o="urn:schemas-microsoft-com:office:office" xmlns:r="http://schemas.openxmlformats.org/officeDocument/2006/relationships" xmlns:m="http://schemas.openxmlformats.org/officeDocument/2006/math" xmlns:v="urn:schemas-microsoft-com:vml" xmlns:wp14="http://schemas.microsoft.com/office/word/2010/wordprocessingDrawing" xmlns:wp="http://schemas.openxmlformats.org/drawingml/2006/wordprocessingDrawing" xmlns:w10="urn:schemas-microsoft-com:office:word" xmlns:w="http://schemas.openxmlformats.org/wordprocessingml/2006/main" xmlns:w14="http://schemas.microsoft.com/office/word/2010/wordml" xmlns:w15="http://schemas.microsoft.com/office/word/2012/wordml" xmlns:wpg="http://schemas.microsoft.com/office/word/2010/wordprocessingGroup" xmlns:wpi="http://schemas.microsoft.com/office/word/2010/wordprocessingInk" xmlns:wne="http://schemas.microsoft.com/office/word/2006/wordml" xmlns:wps="http://schemas.microsoft.com/office/word/2010/wordprocessingShape" xmlns:cx="http://schemas.microsoft.com/office/drawing/2014/chartex" xmlns:cx1="http://schemas.microsoft.com/office/drawing/2015/9/8/chartex" xmlns:cx2="http://schemas.microsoft.com/office/drawing/2015/10/21/chartex" xmlns:cx3="http://schemas.microsoft.com/office/drawing/2016/5/9/chartex" xmlns:cx4="http://schemas.microsoft.com/office/drawing/2016/5/10/chartex" xmlns:cx5="http://schemas.microsoft.com/office/drawing/2016/5/11/chartex" xmlns:cx6="http://schemas.microsoft.com/office/drawing/2016/5/12/chartex" xmlns:cx7="http://schemas.microsoft.com/office/drawing/2016/5/13/chartex" xmlns:cx8="http://schemas.microsoft.com/office/drawing/2016/5/14/chartex" xmlns:w16cid="http://schemas.microsoft.com/office/word/2016/wordml/cid" xmlns:w16se="http://schemas.microsoft.com/office/word/2015/wordml/symex">
   <w:p>
     <w:pPr>
@@ -7270,13 +7354,13 @@
 </w:hdr>
 </file>
 
-<file path=word/header2.xml><?xml version="1.0" encoding="utf-8"?>
+<file path=word\header2.xml><?xml version="1.0" encoding="utf-8"?>
 <w:hdr xmlns:wpc="http://schemas.microsoft.com/office/word/2010/wordprocessingCanvas" xmlns:mc="http://schemas.openxmlformats.org/markup-compatibility/2006" xmlns:o="urn:schemas-microsoft-com:office:office" xmlns:r="http://schemas.openxmlformats.org/officeDocument/2006/relationships" xmlns:m="http://schemas.openxmlformats.org/officeDocument/2006/math" xmlns:v="urn:schemas-microsoft-com:vml" xmlns:wp14="http://schemas.microsoft.com/office/word/2010/wordprocessingDrawing" xmlns:wp="http://schemas.openxmlformats.org/drawingml/2006/wordprocessingDrawing" xmlns:w10="urn:schemas-microsoft-com:office:word" xmlns:w="http://schemas.openxmlformats.org/wordprocessingml/2006/main" xmlns:w14="http://schemas.microsoft.com/office/word/2010/wordml" xmlns:w15="http://schemas.microsoft.com/office/word/2012/wordml" xmlns:wpg="http://schemas.microsoft.com/office/word/2010/wordprocessingGroup" xmlns:wpi="http://schemas.microsoft.com/office/word/2010/wordprocessingInk" xmlns:wne="http://schemas.microsoft.com/office/word/2006/wordml" xmlns:wps="http://schemas.microsoft.com/office/word/2010/wordprocessingShape" xmlns:cx="http://schemas.microsoft.com/office/drawing/2014/chartex" xmlns:cx1="http://schemas.microsoft.com/office/drawing/2015/9/8/chartex" xmlns:cx2="http://schemas.microsoft.com/office/drawing/2015/10/21/chartex" xmlns:cx3="http://schemas.microsoft.com/office/drawing/2016/5/9/chartex" xmlns:cx4="http://schemas.microsoft.com/office/drawing/2016/5/10/chartex" xmlns:cx5="http://schemas.microsoft.com/office/drawing/2016/5/11/chartex" xmlns:cx6="http://schemas.microsoft.com/office/drawing/2016/5/12/chartex" xmlns:cx7="http://schemas.microsoft.com/office/drawing/2016/5/13/chartex" xmlns:cx8="http://schemas.microsoft.com/office/drawing/2016/5/14/chartex" xmlns:w16cid="http://schemas.microsoft.com/office/word/2016/wordml/cid" xmlns:w16se="http://schemas.microsoft.com/office/word/2015/wordml/symex">
   <w:p/>
 </w:hdr>
 </file>
 
-<file path=word/numbering.xml><?xml version="1.0" encoding="utf-8"?>
+<file path=word\numbering.xml><?xml version="1.0" encoding="utf-8"?>
 <w:numbering xmlns:wpc="http://schemas.microsoft.com/office/word/2010/wordprocessingCanvas" xmlns:mc="http://schemas.openxmlformats.org/markup-compatibility/2006" xmlns:o="urn:schemas-microsoft-com:office:office" xmlns:r="http://schemas.openxmlformats.org/officeDocument/2006/relationships" xmlns:m="http://schemas.openxmlformats.org/officeDocument/2006/math" xmlns:v="urn:schemas-microsoft-com:vml" xmlns:wp14="http://schemas.microsoft.com/office/word/2010/wordprocessingDrawing" xmlns:wp="http://schemas.openxmlformats.org/drawingml/2006/wordprocessingDrawing" xmlns:w10="urn:schemas-microsoft-com:office:word" xmlns:w="http://schemas.openxmlformats.org/wordprocessingml/2006/main" xmlns:w14="http://schemas.microsoft.com/office/word/2010/wordml" xmlns:w15="http://schemas.microsoft.com/office/word/2012/wordml" xmlns:wpg="http://schemas.microsoft.com/office/word/2010/wordprocessingGroup" xmlns:wpi="http://schemas.microsoft.com/office/word/2010/wordprocessingInk" xmlns:wne="http://schemas.microsoft.com/office/word/2006/wordml" xmlns:wps="http://schemas.microsoft.com/office/word/2010/wordprocessingShape" mc:Ignorable="w14 w15 wp14">
   <w:abstractNum w:abstractNumId="1" w15:restartNumberingAfterBreak="0">
     <w:multiLevelType w:val="hybridMultilevel"/>
@@ -7398,7 +7482,17 @@
 </w:numbering>
 </file>
 
-<file path=word/styles.xml><?xml version="1.0" encoding="utf-8"?>
+<file path=word\settings.xml><?xml version="1.0" encoding="utf-8"?>
+<w:settings xmlns:wpc="http://schemas.microsoft.com/office/word/2010/wordprocessingCanvas" xmlns:mc="http://schemas.openxmlformats.org/markup-compatibility/2006" xmlns:o="urn:schemas-microsoft-com:office:office" xmlns:r="http://schemas.openxmlformats.org/officeDocument/2006/relationships" xmlns:m="http://schemas.openxmlformats.org/officeDocument/2006/math" xmlns:v="urn:schemas-microsoft-com:vml" xmlns:wp14="http://schemas.microsoft.com/office/word/2010/wordprocessingDrawing" xmlns:wp="http://schemas.openxmlformats.org/drawingml/2006/wordprocessingDrawing" xmlns:w10="urn:schemas-microsoft-com:office:word" xmlns:w="http://schemas.openxmlformats.org/wordprocessingml/2006/main" xmlns:w14="http://schemas.microsoft.com/office/word/2010/wordml" xmlns:w15="http://schemas.microsoft.com/office/word/2012/wordml" xmlns:wpg="http://schemas.microsoft.com/office/word/2010/wordprocessingGroup" xmlns:wpi="http://schemas.microsoft.com/office/word/2010/wordprocessingInk" xmlns:wne="http://schemas.microsoft.com/office/word/2006/wordml" xmlns:wps="http://schemas.microsoft.com/office/word/2010/wordprocessingShape" mc:Ignorable="w14 w15 wp14">
+  <w:displayBackgroundShape/>
+  <w:evenAndOddHeaders w:val="false"/>
+  <w:compat>
+    <w:compatSetting w:val="15" w:name="compatibilityMode" w:uri="http://schemas.microsoft.com/office/word"/>
+  </w:compat>
+</w:settings>
+</file>
+
+<file path=word\styles.xml><?xml version="1.0" encoding="utf-8"?>
 <w:styles xmlns:mc="http://schemas.openxmlformats.org/markup-compatibility/2006" xmlns:r="http://schemas.openxmlformats.org/officeDocument/2006/relationships" xmlns:w="http://schemas.openxmlformats.org/wordprocessingml/2006/main" xmlns:w14="http://schemas.microsoft.com/office/word/2010/wordml" xmlns:w15="http://schemas.microsoft.com/office/word/2012/wordml" mc:Ignorable="w14 w15">
   <w:docDefaults>
     <w:rPrDefault>

--- a/docs/06_Manual_de_Usuario.docx
+++ b/docs/06_Manual_de_Usuario.docx
@@ -1,29 +1,5 @@
 
-<file path=docProps\app.xml><?xml version="1.0" encoding="utf-8"?>
-<Properties xmlns="http://schemas.openxmlformats.org/officeDocument/2006/extended-properties" xmlns:vt="http://schemas.openxmlformats.org/officeDocument/2006/docPropsVTypes"/>
-</file>
-
-<file path=docProps\core.xml><?xml version="1.0" encoding="utf-8"?>
-<cp:coreProperties xmlns:cp="http://schemas.openxmlformats.org/package/2006/metadata/core-properties" xmlns:dc="http://purl.org/dc/elements/1.1/" xmlns:dcterms="http://purl.org/dc/terms/" xmlns:dcmitype="http://purl.org/dc/dcmitype/" xmlns:xsi="http://www.w3.org/2001/XMLSchema-instance">
-  <dc:title>Manual de Usuario</dc:title>
-  <dc:creator>Sistema Web para la Gestión de un Minimarket</dc:creator>
-  <dc:description>Proyecto final del curso de Desarrollo de Sistemas de Información</dc:description>
-  <cp:lastModifiedBy>Un-named</cp:lastModifiedBy>
-  <cp:revision>1</cp:revision>
-  <dcterms:created xsi:type="dcterms:W3CDTF">2026-08-27T02:20:20.636Z</dcterms:created>
-  <dcterms:modified xsi:type="dcterms:W3CDTF">2026-08-27T02:20:20.636Z</dcterms:modified>
-</cp:coreProperties>
-</file>
-
-<file path=docProps\custom.xml><?xml version="1.0" encoding="utf-8"?>
-<Properties xmlns="http://schemas.openxmlformats.org/officeDocument/2006/custom-properties" xmlns:vt="http://schemas.openxmlformats.org/officeDocument/2006/docPropsVTypes"/>
-</file>
-
-<file path=word\comments.xml><?xml version="1.0" encoding="utf-8"?>
-<w:comments xmlns:cx="http://schemas.microsoft.com/office/drawing/2014/chartex" xmlns:cx1="http://schemas.microsoft.com/office/drawing/2015/9/8/chartex" xmlns:cx2="http://schemas.microsoft.com/office/drawing/2015/10/21/chartex" xmlns:cx3="http://schemas.microsoft.com/office/drawing/2016/5/9/chartex" xmlns:cx4="http://schemas.microsoft.com/office/drawing/2016/5/10/chartex" xmlns:cx5="http://schemas.microsoft.com/office/drawing/2016/5/11/chartex" xmlns:cx6="http://schemas.microsoft.com/office/drawing/2016/5/12/chartex" xmlns:cx7="http://schemas.microsoft.com/office/drawing/2016/5/13/chartex" xmlns:cx8="http://schemas.microsoft.com/office/drawing/2016/5/14/chartex" xmlns:mc="http://schemas.openxmlformats.org/markup-compatibility/2006" xmlns:aink="http://schemas.microsoft.com/office/drawing/2016/ink" xmlns:am3d="http://schemas.microsoft.com/office/drawing/2017/model3d" xmlns:o="urn:schemas-microsoft-com:office:office" xmlns:r="http://schemas.openxmlformats.org/officeDocument/2006/relationships" xmlns:m="http://schemas.openxmlformats.org/officeDocument/2006/math" xmlns:v="urn:schemas-microsoft-com:vml" xmlns:wp14="http://schemas.microsoft.com/office/word/2010/wordprocessingDrawing" xmlns:wp="http://schemas.openxmlformats.org/drawingml/2006/wordprocessingDrawing" xmlns:w10="urn:schemas-microsoft-com:office:word" xmlns:w="http://schemas.openxmlformats.org/wordprocessingml/2006/main" xmlns:w14="http://schemas.microsoft.com/office/word/2010/wordml" xmlns:w15="http://schemas.microsoft.com/office/word/2012/wordml" xmlns:w16cex="http://schemas.microsoft.com/office/word/2018/wordml/cex" xmlns:w16cid="http://schemas.microsoft.com/office/word/2016/wordml/cid" xmlns:w16="http://schemas.microsoft.com/office/word/2018/wordml" xmlns:w16sdtdh="http://schemas.microsoft.com/office/word/2020/wordml/sdtdatahash" xmlns:w16se="http://schemas.microsoft.com/office/word/2015/wordml/symex" xmlns:wpg="http://schemas.microsoft.com/office/word/2010/wordprocessingGroup" xmlns:wpi="http://schemas.microsoft.com/office/word/2010/wordprocessingInk" xmlns:wne="http://schemas.microsoft.com/office/word/2006/wordml" xmlns:wps="http://schemas.microsoft.com/office/word/2010/wordprocessingShape"/>
-</file>
-
-<file path=word\document.xml><?xml version="1.0" encoding="utf-8"?>
+<file path=word/document.xml><?xml version="1.0" encoding="utf-8"?>
 <w:document xmlns:wpc="http://schemas.microsoft.com/office/word/2010/wordprocessingCanvas" xmlns:mc="http://schemas.openxmlformats.org/markup-compatibility/2006" xmlns:o="urn:schemas-microsoft-com:office:office" xmlns:r="http://schemas.openxmlformats.org/officeDocument/2006/relationships" xmlns:m="http://schemas.openxmlformats.org/officeDocument/2006/math" xmlns:v="urn:schemas-microsoft-com:vml" xmlns:wp14="http://schemas.microsoft.com/office/word/2010/wordprocessingDrawing" xmlns:wp="http://schemas.openxmlformats.org/drawingml/2006/wordprocessingDrawing" xmlns:w10="urn:schemas-microsoft-com:office:word" xmlns:w="http://schemas.openxmlformats.org/wordprocessingml/2006/main" xmlns:w14="http://schemas.microsoft.com/office/word/2010/wordml" xmlns:w15="http://schemas.microsoft.com/office/word/2012/wordml" xmlns:wpg="http://schemas.microsoft.com/office/word/2010/wordprocessingGroup" xmlns:wpi="http://schemas.microsoft.com/office/word/2010/wordprocessingInk" xmlns:wne="http://schemas.microsoft.com/office/word/2006/wordml" xmlns:wps="http://schemas.microsoft.com/office/word/2010/wordprocessingShape" xmlns:cx="http://schemas.microsoft.com/office/drawing/2014/chartex" xmlns:cx1="http://schemas.microsoft.com/office/drawing/2015/9/8/chartex" xmlns:cx2="http://schemas.microsoft.com/office/drawing/2015/10/21/chartex" xmlns:cx3="http://schemas.microsoft.com/office/drawing/2016/5/9/chartex" xmlns:cx4="http://schemas.microsoft.com/office/drawing/2016/5/10/chartex" xmlns:cx5="http://schemas.microsoft.com/office/drawing/2016/5/11/chartex" xmlns:cx6="http://schemas.microsoft.com/office/drawing/2016/5/12/chartex" xmlns:cx7="http://schemas.microsoft.com/office/drawing/2016/5/13/chartex" xmlns:cx8="http://schemas.microsoft.com/office/drawing/2016/5/14/chartex" xmlns:aink="http://schemas.microsoft.com/office/drawing/2016/ink" xmlns:am3d="http://schemas.microsoft.com/office/drawing/2017/model3d" xmlns:w16cex="http://schemas.microsoft.com/office/word/2018/wordml/cex" xmlns:w16cid="http://schemas.microsoft.com/office/word/2016/wordml/cid" xmlns:w16="http://schemas.microsoft.com/office/word/2018/wordml" xmlns:w16sdtdh="http://schemas.microsoft.com/office/word/2020/wordml/sdtdatahash" xmlns:w16se="http://schemas.microsoft.com/office/word/2015/wordml/symex" mc:Ignorable="w14 w15 wp14">
   <w:body>
     <w:p>
@@ -7207,6 +7183,90 @@
         </w:tc>
       </w:tr>
     </w:tbl>
+    <w:p>
+      <w:r>
+        <w:br w:type="page"/>
+      </w:r>
+    </w:p>
+    <w:p>
+      <w:pPr>
+        <w:spacing w:before="0"/>
+      </w:pPr>
+      <w:r>
+        <w:rPr>
+          <w:b/>
+          <w:sz w:val="32"/>
+        </w:rPr>
+        <w:t>Actualización de documentación</w:t>
+      </w:r>
+    </w:p>
+    <w:p>
+      <w:pPr>
+        <w:spacing w:after="200"/>
+      </w:pPr>
+      <w:r>
+        <w:t>Esta sección registra los cambios incorporados al Sistema Web para la Gestión de un Minimarket después de la versión documentada inicialmente.</w:t>
+      </w:r>
+    </w:p>
+    <w:p>
+      <w:r>
+        <w:rPr>
+          <w:b/>
+          <w:sz w:val="26"/>
+        </w:rPr>
+        <w:t>13 Sitio público</w:t>
+      </w:r>
+    </w:p>
+    <w:p>
+      <w:pPr>
+        <w:ind w:left="360" w:hanging="200"/>
+      </w:pPr>
+      <w:r>
+        <w:t>• La portada pública muestra el horario, teléfono, dirección y accesos al catálogo. Desde Productos puede escribir un nombre o código en el buscador, seleccionar una categoría y consultar precio y unidad de medida sin iniciar sesión.</w:t>
+      </w:r>
+    </w:p>
+    <w:p>
+      <w:pPr>
+        <w:ind w:left="360" w:hanging="200"/>
+      </w:pPr>
+      <w:r>
+        <w:t>• Las secciones Nosotros, Galería y Contacto presentan información comercial del minimarket. Los datos de contacto se toman de la configuración del sistema.</w:t>
+      </w:r>
+    </w:p>
+    <w:p>
+      <w:r>
+        <w:rPr>
+          <w:b/>
+          <w:sz w:val="26"/>
+        </w:rPr>
+        <w:t>14 Recuperación de contraseña</w:t>
+      </w:r>
+    </w:p>
+    <w:p>
+      <w:pPr>
+        <w:ind w:left="360" w:hanging="200"/>
+      </w:pPr>
+      <w:r>
+        <w:t>• En la pantalla de acceso seleccione Recuperar contraseña, ingrese el correo de su cuenta y revise el mensaje recibido. Abra el enlace antes de su vencimiento y registre la nueva contraseña.</w:t>
+      </w:r>
+    </w:p>
+    <w:p>
+      <w:r>
+        <w:rPr>
+          <w:b/>
+          <w:sz w:val="26"/>
+        </w:rPr>
+        <w:t>15 Respaldos</w:t>
+      </w:r>
+    </w:p>
+    <w:p>
+      <w:pPr>
+        <w:ind w:left="360" w:hanging="200"/>
+      </w:pPr>
+      <w:r>
+        <w:t>• El Administrador puede ingresar a Respaldos para fijar la frecuencia, definir cuántas copias conservar, generar un respaldo manual y descargar un archivo autorizado.</w:t>
+      </w:r>
+    </w:p>
     <w:sectPr>
       <w:headerReference w:type="default" r:id="rId7"/>
       <w:headerReference w:type="first" r:id="rId8"/>
@@ -7222,7 +7282,11 @@
 </w:document>
 </file>
 
-<file path=word\endnotes.xml><?xml version="1.0" encoding="utf-8"?>
+<file path=word/comments.xml><?xml version="1.0" encoding="utf-8"?>
+<w:comments xmlns:cx="http://schemas.microsoft.com/office/drawing/2014/chartex" xmlns:cx1="http://schemas.microsoft.com/office/drawing/2015/9/8/chartex" xmlns:cx2="http://schemas.microsoft.com/office/drawing/2015/10/21/chartex" xmlns:cx3="http://schemas.microsoft.com/office/drawing/2016/5/9/chartex" xmlns:cx4="http://schemas.microsoft.com/office/drawing/2016/5/10/chartex" xmlns:cx5="http://schemas.microsoft.com/office/drawing/2016/5/11/chartex" xmlns:cx6="http://schemas.microsoft.com/office/drawing/2016/5/12/chartex" xmlns:cx7="http://schemas.microsoft.com/office/drawing/2016/5/13/chartex" xmlns:cx8="http://schemas.microsoft.com/office/drawing/2016/5/14/chartex" xmlns:mc="http://schemas.openxmlformats.org/markup-compatibility/2006" xmlns:aink="http://schemas.microsoft.com/office/drawing/2016/ink" xmlns:am3d="http://schemas.microsoft.com/office/drawing/2017/model3d" xmlns:o="urn:schemas-microsoft-com:office:office" xmlns:r="http://schemas.openxmlformats.org/officeDocument/2006/relationships" xmlns:m="http://schemas.openxmlformats.org/officeDocument/2006/math" xmlns:v="urn:schemas-microsoft-com:vml" xmlns:wp14="http://schemas.microsoft.com/office/word/2010/wordprocessingDrawing" xmlns:wp="http://schemas.openxmlformats.org/drawingml/2006/wordprocessingDrawing" xmlns:w10="urn:schemas-microsoft-com:office:word" xmlns:w="http://schemas.openxmlformats.org/wordprocessingml/2006/main" xmlns:w14="http://schemas.microsoft.com/office/word/2010/wordml" xmlns:w15="http://schemas.microsoft.com/office/word/2012/wordml" xmlns:w16cex="http://schemas.microsoft.com/office/word/2018/wordml/cex" xmlns:w16cid="http://schemas.microsoft.com/office/word/2016/wordml/cid" xmlns:w16="http://schemas.microsoft.com/office/word/2018/wordml" xmlns:w16sdtdh="http://schemas.microsoft.com/office/word/2020/wordml/sdtdatahash" xmlns:w16se="http://schemas.microsoft.com/office/word/2015/wordml/symex" xmlns:wpg="http://schemas.microsoft.com/office/word/2010/wordprocessingGroup" xmlns:wpi="http://schemas.microsoft.com/office/word/2010/wordprocessingInk" xmlns:wne="http://schemas.microsoft.com/office/word/2006/wordml" xmlns:wps="http://schemas.microsoft.com/office/word/2010/wordprocessingShape"/>
+</file>
+
+<file path=word/endnotes.xml><?xml version="1.0" encoding="utf-8"?>
 <w:endnotes xmlns:wpc="http://schemas.microsoft.com/office/word/2010/wordprocessingCanvas" xmlns:mc="http://schemas.openxmlformats.org/markup-compatibility/2006" xmlns:o="urn:schemas-microsoft-com:office:office" xmlns:r="http://schemas.openxmlformats.org/officeDocument/2006/relationships" xmlns:m="http://schemas.openxmlformats.org/officeDocument/2006/math" xmlns:v="urn:schemas-microsoft-com:vml" xmlns:wp14="http://schemas.microsoft.com/office/word/2010/wordprocessingDrawing" xmlns:wp="http://schemas.openxmlformats.org/drawingml/2006/wordprocessingDrawing" xmlns:w10="urn:schemas-microsoft-com:office:word" xmlns:w="http://schemas.openxmlformats.org/wordprocessingml/2006/main" xmlns:w14="http://schemas.microsoft.com/office/word/2010/wordml" xmlns:w15="http://schemas.microsoft.com/office/word/2012/wordml" xmlns:wpg="http://schemas.microsoft.com/office/word/2010/wordprocessingGroup" xmlns:wpi="http://schemas.microsoft.com/office/word/2010/wordprocessingInk" xmlns:wne="http://schemas.microsoft.com/office/word/2006/wordml" xmlns:wps="http://schemas.microsoft.com/office/word/2010/wordprocessingShape" mc:Ignorable="w14 w15 wp14">
   <w:endnote w:type="separator" w:id="-1">
     <w:p>
@@ -7259,11 +7323,7 @@
 </w:endnotes>
 </file>
 
-<file path=word\fontTable.xml><?xml version="1.0" encoding="utf-8"?>
-<w:fonts xmlns:mc="http://schemas.openxmlformats.org/markup-compatibility/2006" xmlns:r="http://schemas.openxmlformats.org/officeDocument/2006/relationships" xmlns:w="http://schemas.openxmlformats.org/wordprocessingml/2006/main" xmlns:w14="http://schemas.microsoft.com/office/word/2010/wordml" xmlns:w15="http://schemas.microsoft.com/office/word/2012/wordml" xmlns:w16cex="http://schemas.microsoft.com/office/word/2018/wordml/cex" xmlns:w16cid="http://schemas.microsoft.com/office/word/2016/wordml/cid" xmlns:w16="http://schemas.microsoft.com/office/word/2018/wordml" xmlns:w16sdtdh="http://schemas.microsoft.com/office/word/2020/wordml/sdtdatahash" xmlns:w16se="http://schemas.microsoft.com/office/word/2015/wordml/symex" mc:Ignorable="w14 w15 w16se w16cid w16 w16cex w16sdtdh"/>
-</file>
-
-<file path=word\footer1.xml><?xml version="1.0" encoding="utf-8"?>
+<file path=word/footer1.xml><?xml version="1.0" encoding="utf-8"?>
 <w:ftr xmlns:wpc="http://schemas.microsoft.com/office/word/2010/wordprocessingCanvas" xmlns:mc="http://schemas.openxmlformats.org/markup-compatibility/2006" xmlns:o="urn:schemas-microsoft-com:office:office" xmlns:r="http://schemas.openxmlformats.org/officeDocument/2006/relationships" xmlns:m="http://schemas.openxmlformats.org/officeDocument/2006/math" xmlns:v="urn:schemas-microsoft-com:vml" xmlns:wp14="http://schemas.microsoft.com/office/word/2010/wordprocessingDrawing" xmlns:wp="http://schemas.openxmlformats.org/drawingml/2006/wordprocessingDrawing" xmlns:w10="urn:schemas-microsoft-com:office:word" xmlns:w="http://schemas.openxmlformats.org/wordprocessingml/2006/main" xmlns:w14="http://schemas.microsoft.com/office/word/2010/wordml" xmlns:w15="http://schemas.microsoft.com/office/word/2012/wordml" xmlns:wpg="http://schemas.microsoft.com/office/word/2010/wordprocessingGroup" xmlns:wpi="http://schemas.microsoft.com/office/word/2010/wordprocessingInk" xmlns:wne="http://schemas.microsoft.com/office/word/2006/wordml" xmlns:wps="http://schemas.microsoft.com/office/word/2010/wordprocessingShape">
   <w:p>
     <w:pPr>
@@ -7290,13 +7350,13 @@
 </w:ftr>
 </file>
 
-<file path=word\footer2.xml><?xml version="1.0" encoding="utf-8"?>
+<file path=word/footer2.xml><?xml version="1.0" encoding="utf-8"?>
 <w:ftr xmlns:wpc="http://schemas.microsoft.com/office/word/2010/wordprocessingCanvas" xmlns:mc="http://schemas.openxmlformats.org/markup-compatibility/2006" xmlns:o="urn:schemas-microsoft-com:office:office" xmlns:r="http://schemas.openxmlformats.org/officeDocument/2006/relationships" xmlns:m="http://schemas.openxmlformats.org/officeDocument/2006/math" xmlns:v="urn:schemas-microsoft-com:vml" xmlns:wp14="http://schemas.microsoft.com/office/word/2010/wordprocessingDrawing" xmlns:wp="http://schemas.openxmlformats.org/drawingml/2006/wordprocessingDrawing" xmlns:w10="urn:schemas-microsoft-com:office:word" xmlns:w="http://schemas.openxmlformats.org/wordprocessingml/2006/main" xmlns:w14="http://schemas.microsoft.com/office/word/2010/wordml" xmlns:w15="http://schemas.microsoft.com/office/word/2012/wordml" xmlns:wpg="http://schemas.microsoft.com/office/word/2010/wordprocessingGroup" xmlns:wpi="http://schemas.microsoft.com/office/word/2010/wordprocessingInk" xmlns:wne="http://schemas.microsoft.com/office/word/2006/wordml" xmlns:wps="http://schemas.microsoft.com/office/word/2010/wordprocessingShape">
   <w:p/>
 </w:ftr>
 </file>
 
-<file path=word\footnotes.xml><?xml version="1.0" encoding="utf-8"?>
+<file path=word/footnotes.xml><?xml version="1.0" encoding="utf-8"?>
 <w:footnotes xmlns:wpc="http://schemas.microsoft.com/office/word/2010/wordprocessingCanvas" xmlns:mc="http://schemas.openxmlformats.org/markup-compatibility/2006" xmlns:o="urn:schemas-microsoft-com:office:office" xmlns:r="http://schemas.openxmlformats.org/officeDocument/2006/relationships" xmlns:m="http://schemas.openxmlformats.org/officeDocument/2006/math" xmlns:v="urn:schemas-microsoft-com:vml" xmlns:wp14="http://schemas.microsoft.com/office/word/2010/wordprocessingDrawing" xmlns:wp="http://schemas.openxmlformats.org/drawingml/2006/wordprocessingDrawing" xmlns:w10="urn:schemas-microsoft-com:office:word" xmlns:w="http://schemas.openxmlformats.org/wordprocessingml/2006/main" xmlns:w14="http://schemas.microsoft.com/office/word/2010/wordml" xmlns:w15="http://schemas.microsoft.com/office/word/2012/wordml" xmlns:wpg="http://schemas.microsoft.com/office/word/2010/wordprocessingGroup" xmlns:wpi="http://schemas.microsoft.com/office/word/2010/wordprocessingInk" xmlns:wne="http://schemas.microsoft.com/office/word/2006/wordml" xmlns:wps="http://schemas.microsoft.com/office/word/2010/wordprocessingShape" mc:Ignorable="w14 w15 wp14">
   <w:footnote w:type="separator" w:id="-1">
     <w:p>
@@ -7333,7 +7393,7 @@
 </w:footnotes>
 </file>
 
-<file path=word\header1.xml><?xml version="1.0" encoding="utf-8"?>
+<file path=word/header1.xml><?xml version="1.0" encoding="utf-8"?>
 <w:hdr xmlns:wpc="http://schemas.microsoft.com/office/word/2010/wordprocessingCanvas" xmlns:mc="http://schemas.openxmlformats.org/markup-compatibility/2006" xmlns:o="urn:schemas-microsoft-com:office:office" xmlns:r="http://schemas.openxmlformats.org/officeDocument/2006/relationships" xmlns:m="http://schemas.openxmlformats.org/officeDocument/2006/math" xmlns:v="urn:schemas-microsoft-com:vml" xmlns:wp14="http://schemas.microsoft.com/office/word/2010/wordprocessingDrawing" xmlns:wp="http://schemas.openxmlformats.org/drawingml/2006/wordprocessingDrawing" xmlns:w10="urn:schemas-microsoft-com:office:word" xmlns:w="http://schemas.openxmlformats.org/wordprocessingml/2006/main" xmlns:w14="http://schemas.microsoft.com/office/word/2010/wordml" xmlns:w15="http://schemas.microsoft.com/office/word/2012/wordml" xmlns:wpg="http://schemas.microsoft.com/office/word/2010/wordprocessingGroup" xmlns:wpi="http://schemas.microsoft.com/office/word/2010/wordprocessingInk" xmlns:wne="http://schemas.microsoft.com/office/word/2006/wordml" xmlns:wps="http://schemas.microsoft.com/office/word/2010/wordprocessingShape" xmlns:cx="http://schemas.microsoft.com/office/drawing/2014/chartex" xmlns:cx1="http://schemas.microsoft.com/office/drawing/2015/9/8/chartex" xmlns:cx2="http://schemas.microsoft.com/office/drawing/2015/10/21/chartex" xmlns:cx3="http://schemas.microsoft.com/office/drawing/2016/5/9/chartex" xmlns:cx4="http://schemas.microsoft.com/office/drawing/2016/5/10/chartex" xmlns:cx5="http://schemas.microsoft.com/office/drawing/2016/5/11/chartex" xmlns:cx6="http://schemas.microsoft.com/office/drawing/2016/5/12/chartex" xmlns:cx7="http://schemas.microsoft.com/office/drawing/2016/5/13/chartex" xmlns:cx8="http://schemas.microsoft.com/office/drawing/2016/5/14/chartex" xmlns:w16cid="http://schemas.microsoft.com/office/word/2016/wordml/cid" xmlns:w16se="http://schemas.microsoft.com/office/word/2015/wordml/symex">
   <w:p>
     <w:pPr>
@@ -7354,13 +7414,13 @@
 </w:hdr>
 </file>
 
-<file path=word\header2.xml><?xml version="1.0" encoding="utf-8"?>
+<file path=word/header2.xml><?xml version="1.0" encoding="utf-8"?>
 <w:hdr xmlns:wpc="http://schemas.microsoft.com/office/word/2010/wordprocessingCanvas" xmlns:mc="http://schemas.openxmlformats.org/markup-compatibility/2006" xmlns:o="urn:schemas-microsoft-com:office:office" xmlns:r="http://schemas.openxmlformats.org/officeDocument/2006/relationships" xmlns:m="http://schemas.openxmlformats.org/officeDocument/2006/math" xmlns:v="urn:schemas-microsoft-com:vml" xmlns:wp14="http://schemas.microsoft.com/office/word/2010/wordprocessingDrawing" xmlns:wp="http://schemas.openxmlformats.org/drawingml/2006/wordprocessingDrawing" xmlns:w10="urn:schemas-microsoft-com:office:word" xmlns:w="http://schemas.openxmlformats.org/wordprocessingml/2006/main" xmlns:w14="http://schemas.microsoft.com/office/word/2010/wordml" xmlns:w15="http://schemas.microsoft.com/office/word/2012/wordml" xmlns:wpg="http://schemas.microsoft.com/office/word/2010/wordprocessingGroup" xmlns:wpi="http://schemas.microsoft.com/office/word/2010/wordprocessingInk" xmlns:wne="http://schemas.microsoft.com/office/word/2006/wordml" xmlns:wps="http://schemas.microsoft.com/office/word/2010/wordprocessingShape" xmlns:cx="http://schemas.microsoft.com/office/drawing/2014/chartex" xmlns:cx1="http://schemas.microsoft.com/office/drawing/2015/9/8/chartex" xmlns:cx2="http://schemas.microsoft.com/office/drawing/2015/10/21/chartex" xmlns:cx3="http://schemas.microsoft.com/office/drawing/2016/5/9/chartex" xmlns:cx4="http://schemas.microsoft.com/office/drawing/2016/5/10/chartex" xmlns:cx5="http://schemas.microsoft.com/office/drawing/2016/5/11/chartex" xmlns:cx6="http://schemas.microsoft.com/office/drawing/2016/5/12/chartex" xmlns:cx7="http://schemas.microsoft.com/office/drawing/2016/5/13/chartex" xmlns:cx8="http://schemas.microsoft.com/office/drawing/2016/5/14/chartex" xmlns:w16cid="http://schemas.microsoft.com/office/word/2016/wordml/cid" xmlns:w16se="http://schemas.microsoft.com/office/word/2015/wordml/symex">
   <w:p/>
 </w:hdr>
 </file>
 
-<file path=word\numbering.xml><?xml version="1.0" encoding="utf-8"?>
+<file path=word/numbering.xml><?xml version="1.0" encoding="utf-8"?>
 <w:numbering xmlns:wpc="http://schemas.microsoft.com/office/word/2010/wordprocessingCanvas" xmlns:mc="http://schemas.openxmlformats.org/markup-compatibility/2006" xmlns:o="urn:schemas-microsoft-com:office:office" xmlns:r="http://schemas.openxmlformats.org/officeDocument/2006/relationships" xmlns:m="http://schemas.openxmlformats.org/officeDocument/2006/math" xmlns:v="urn:schemas-microsoft-com:vml" xmlns:wp14="http://schemas.microsoft.com/office/word/2010/wordprocessingDrawing" xmlns:wp="http://schemas.openxmlformats.org/drawingml/2006/wordprocessingDrawing" xmlns:w10="urn:schemas-microsoft-com:office:word" xmlns:w="http://schemas.openxmlformats.org/wordprocessingml/2006/main" xmlns:w14="http://schemas.microsoft.com/office/word/2010/wordml" xmlns:w15="http://schemas.microsoft.com/office/word/2012/wordml" xmlns:wpg="http://schemas.microsoft.com/office/word/2010/wordprocessingGroup" xmlns:wpi="http://schemas.microsoft.com/office/word/2010/wordprocessingInk" xmlns:wne="http://schemas.microsoft.com/office/word/2006/wordml" xmlns:wps="http://schemas.microsoft.com/office/word/2010/wordprocessingShape" mc:Ignorable="w14 w15 wp14">
   <w:abstractNum w:abstractNumId="1" w15:restartNumberingAfterBreak="0">
     <w:multiLevelType w:val="hybridMultilevel"/>
@@ -7482,17 +7542,7 @@
 </w:numbering>
 </file>
 
-<file path=word\settings.xml><?xml version="1.0" encoding="utf-8"?>
-<w:settings xmlns:wpc="http://schemas.microsoft.com/office/word/2010/wordprocessingCanvas" xmlns:mc="http://schemas.openxmlformats.org/markup-compatibility/2006" xmlns:o="urn:schemas-microsoft-com:office:office" xmlns:r="http://schemas.openxmlformats.org/officeDocument/2006/relationships" xmlns:m="http://schemas.openxmlformats.org/officeDocument/2006/math" xmlns:v="urn:schemas-microsoft-com:vml" xmlns:wp14="http://schemas.microsoft.com/office/word/2010/wordprocessingDrawing" xmlns:wp="http://schemas.openxmlformats.org/drawingml/2006/wordprocessingDrawing" xmlns:w10="urn:schemas-microsoft-com:office:word" xmlns:w="http://schemas.openxmlformats.org/wordprocessingml/2006/main" xmlns:w14="http://schemas.microsoft.com/office/word/2010/wordml" xmlns:w15="http://schemas.microsoft.com/office/word/2012/wordml" xmlns:wpg="http://schemas.microsoft.com/office/word/2010/wordprocessingGroup" xmlns:wpi="http://schemas.microsoft.com/office/word/2010/wordprocessingInk" xmlns:wne="http://schemas.microsoft.com/office/word/2006/wordml" xmlns:wps="http://schemas.microsoft.com/office/word/2010/wordprocessingShape" mc:Ignorable="w14 w15 wp14">
-  <w:displayBackgroundShape/>
-  <w:evenAndOddHeaders w:val="false"/>
-  <w:compat>
-    <w:compatSetting w:val="15" w:name="compatibilityMode" w:uri="http://schemas.microsoft.com/office/word"/>
-  </w:compat>
-</w:settings>
-</file>
-
-<file path=word\styles.xml><?xml version="1.0" encoding="utf-8"?>
+<file path=word/styles.xml><?xml version="1.0" encoding="utf-8"?>
 <w:styles xmlns:mc="http://schemas.openxmlformats.org/markup-compatibility/2006" xmlns:r="http://schemas.openxmlformats.org/officeDocument/2006/relationships" xmlns:w="http://schemas.openxmlformats.org/wordprocessingml/2006/main" xmlns:w14="http://schemas.microsoft.com/office/word/2010/wordml" xmlns:w15="http://schemas.microsoft.com/office/word/2012/wordml" mc:Ignorable="w14 w15">
   <w:docDefaults>
     <w:rPrDefault>
